--- a/CPDCA1_L00181476_Curran.docx
+++ b/CPDCA1_L00181476_Curran.docx
@@ -67,7 +67,6 @@
         </w:rPr>
         <w:t xml:space="preserve">pplication design for </w:t>
       </w:r>
-      <w:proofErr w:type="spellStart"/>
       <w:r>
         <w:rPr>
           <w:b/>
@@ -75,17 +74,7 @@
           <w:sz w:val="32"/>
           <w:szCs w:val="32"/>
         </w:rPr>
-        <w:t>HealthTrack</w:t>
-      </w:r>
-      <w:proofErr w:type="spellEnd"/>
-      <w:r>
-        <w:rPr>
-          <w:b/>
-          <w:bCs/>
-          <w:sz w:val="32"/>
-          <w:szCs w:val="32"/>
-        </w:rPr>
-        <w:t xml:space="preserve"> - a </w:t>
+        <w:t xml:space="preserve">HealthTrack - a </w:t>
       </w:r>
       <w:r>
         <w:rPr>
@@ -2861,7 +2850,7 @@
                 <w:noProof/>
                 <w:webHidden/>
               </w:rPr>
-              <w:t>18</w:t>
+              <w:t>19</w:t>
             </w:r>
             <w:r>
               <w:rPr>
@@ -2931,7 +2920,7 @@
                 <w:noProof/>
                 <w:webHidden/>
               </w:rPr>
-              <w:t>19</w:t>
+              <w:t>20</w:t>
             </w:r>
             <w:r>
               <w:rPr>
@@ -3001,7 +2990,7 @@
                 <w:noProof/>
                 <w:webHidden/>
               </w:rPr>
-              <w:t>20</w:t>
+              <w:t>21</w:t>
             </w:r>
             <w:r>
               <w:rPr>
@@ -3071,7 +3060,7 @@
                 <w:noProof/>
                 <w:webHidden/>
               </w:rPr>
-              <w:t>21</w:t>
+              <w:t>22</w:t>
             </w:r>
             <w:r>
               <w:rPr>
@@ -3142,7 +3131,7 @@
                 <w:noProof/>
                 <w:webHidden/>
               </w:rPr>
-              <w:t>21</w:t>
+              <w:t>22</w:t>
             </w:r>
             <w:r>
               <w:rPr>
@@ -3191,15 +3180,7 @@
     </w:p>
     <w:p>
       <w:r>
-        <w:t xml:space="preserve">The </w:t>
-      </w:r>
-      <w:proofErr w:type="spellStart"/>
-      <w:r>
-        <w:t>HealthTrack</w:t>
-      </w:r>
-      <w:proofErr w:type="spellEnd"/>
-      <w:r>
-        <w:t xml:space="preserve"> application </w:t>
+        <w:t xml:space="preserve">The HealthTrack application </w:t>
       </w:r>
       <w:r>
         <w:t>is</w:t>
@@ -3383,15 +3364,7 @@
         </w:r>
       </w:fldSimple>
       <w:r>
-        <w:t xml:space="preserve">: </w:t>
-      </w:r>
-      <w:proofErr w:type="spellStart"/>
-      <w:r>
-        <w:t>HealthTrack</w:t>
-      </w:r>
-      <w:proofErr w:type="spellEnd"/>
-      <w:r>
-        <w:t xml:space="preserve"> Wireframe &amp; Navigation Structure</w:t>
+        <w:t>: HealthTrack Wireframe &amp; Navigation Structure</w:t>
       </w:r>
     </w:p>
     <w:p/>
@@ -3403,6 +3376,7 @@
       </w:pPr>
       <w:bookmarkStart w:id="2" w:name="_Toc243599066"/>
       <w:r>
+        <w:lastRenderedPageBreak/>
         <w:t xml:space="preserve">1.2 </w:t>
       </w:r>
       <w:r>
@@ -3690,6 +3664,7 @@
         <w:ind w:left="360"/>
       </w:pPr>
       <w:r>
+        <w:lastRenderedPageBreak/>
         <w:t>Input fields are used where the user needs to enter information, while Picker controls are used where the user should select from a predefined list. A switch is used for settings such as notifications and dark mode.</w:t>
       </w:r>
     </w:p>
@@ -3911,6 +3886,7 @@
       </w:pPr>
       <w:bookmarkStart w:id="7" w:name="_Toc243599071"/>
       <w:r>
+        <w:lastRenderedPageBreak/>
         <w:t xml:space="preserve">1.7 </w:t>
       </w:r>
       <w:r>
@@ -4170,6 +4146,7 @@
         <w:rPr>
           <w:lang w:val="en-IE"/>
         </w:rPr>
+        <w:lastRenderedPageBreak/>
         <w:t xml:space="preserve">.NET MAUI also provides semantic accessibility properties that can be used to provide descriptions and hints for screen readers. These can be used to improve accessibility for users using </w:t>
       </w:r>
       <w:proofErr w:type="spellStart"/>
@@ -4231,27 +4208,77 @@
     </w:p>
     <w:p>
       <w:r>
-        <w:t xml:space="preserve">The </w:t>
+        <w:t xml:space="preserve">The HealthTrack application is </w:t>
+      </w:r>
+      <w:r>
+        <w:t>developed</w:t>
+      </w:r>
+      <w:r>
+        <w:t xml:space="preserve"> using C# and .NET MAUI. The current</w:t>
+      </w:r>
+      <w:r>
+        <w:t xml:space="preserve"> CA1</w:t>
+      </w:r>
+      <w:r>
+        <w:t xml:space="preserve"> prototype uses a simple code-behind architecture, where each </w:t>
       </w:r>
       <w:proofErr w:type="spellStart"/>
       <w:r>
-        <w:t>HealthTrack</w:t>
+        <w:t>ContentPage</w:t>
       </w:r>
       <w:proofErr w:type="spellEnd"/>
       <w:r>
-        <w:t xml:space="preserve"> application is </w:t>
-      </w:r>
-      <w:r>
-        <w:t>developed</w:t>
-      </w:r>
-      <w:r>
-        <w:t xml:space="preserve"> using C# and .NET MAUI. The current</w:t>
-      </w:r>
-      <w:r>
-        <w:t xml:space="preserve"> CA1</w:t>
-      </w:r>
-      <w:r>
-        <w:t xml:space="preserve"> prototype uses a simple code-behind architecture, where each </w:t>
+        <w:t xml:space="preserve"> contains its </w:t>
+      </w:r>
+      <w:r>
+        <w:t xml:space="preserve">XAML </w:t>
+      </w:r>
+      <w:r>
+        <w:t xml:space="preserve">interface and the </w:t>
+      </w:r>
+      <w:r>
+        <w:t xml:space="preserve">C# </w:t>
+      </w:r>
+      <w:r>
+        <w:t>event-handling logic associated with that page.</w:t>
+      </w:r>
+    </w:p>
+    <w:p>
+      <w:r>
+        <w:t xml:space="preserve">The architecture </w:t>
+      </w:r>
+      <w:r>
+        <w:t>remains straightforward because the current application is a prototype with</w:t>
+      </w:r>
+      <w:r>
+        <w:t xml:space="preserve"> a relatively small number of screens and simple interactions. Reusable components have been introduced where they provide a clear benefit, such as the shared bottom navigation and the steps chart drawing component.</w:t>
+      </w:r>
+    </w:p>
+    <w:p>
+      <w:pPr>
+        <w:pStyle w:val="Heading2"/>
+      </w:pPr>
+      <w:bookmarkStart w:id="11" w:name="_Toc243599075"/>
+      <w:r>
+        <w:t xml:space="preserve">2.1 </w:t>
+      </w:r>
+      <w:r>
+        <w:t>Architectural pattern employed</w:t>
+      </w:r>
+      <w:bookmarkEnd w:id="11"/>
+    </w:p>
+    <w:p>
+      <w:r>
+        <w:t>The current prototype does not use a full MVVM architecture. Instead</w:t>
+      </w:r>
+      <w:r>
+        <w:t>,</w:t>
+      </w:r>
+      <w:r>
+        <w:t xml:space="preserve"> it uses a simple code-behind approach with </w:t>
+      </w:r>
+      <w:r>
+        <w:t xml:space="preserve">individual </w:t>
       </w:r>
       <w:proofErr w:type="spellStart"/>
       <w:r>
@@ -4259,82 +4286,106 @@
       </w:r>
       <w:proofErr w:type="spellEnd"/>
       <w:r>
-        <w:t xml:space="preserve"> contains its </w:t>
-      </w:r>
-      <w:r>
-        <w:t xml:space="preserve">XAML </w:t>
-      </w:r>
-      <w:r>
-        <w:t xml:space="preserve">interface and the </w:t>
-      </w:r>
-      <w:r>
-        <w:t xml:space="preserve">C# </w:t>
-      </w:r>
-      <w:r>
-        <w:t>event-handling logic associated with that page.</w:t>
-      </w:r>
-    </w:p>
-    <w:p>
-      <w:r>
-        <w:t xml:space="preserve">The architecture </w:t>
-      </w:r>
-      <w:r>
-        <w:t>remains straightforward because the current application is a prototype with</w:t>
-      </w:r>
-      <w:r>
-        <w:t xml:space="preserve"> a relatively small number of screens and simple interactions. Reusable components have been introduced where they provide a clear benefit, such as the shared bottom navigation and the steps chart drawing component.</w:t>
+        <w:t xml:space="preserve"> classes.</w:t>
+      </w:r>
+    </w:p>
+    <w:p>
+      <w:r>
+        <w:t xml:space="preserve">For example, pages such as </w:t>
+      </w:r>
+      <w:r>
+        <w:t xml:space="preserve">Exercise, Sleep, Heart, Profile, and Settings </w:t>
+      </w:r>
+      <w:r>
+        <w:t xml:space="preserve">each have their own </w:t>
+      </w:r>
+      <w:r>
+        <w:t>XAML</w:t>
+      </w:r>
+      <w:r>
+        <w:t xml:space="preserve"> interface and corresponding C# code-behind file. Event handlers within these files respond to actions such as button presses, navigation and input validation</w:t>
+      </w:r>
+      <w:r>
+        <w:t>.</w:t>
+      </w:r>
+    </w:p>
+    <w:p>
+      <w:r>
+        <w:t xml:space="preserve">This approach was selected because it </w:t>
+      </w:r>
+      <w:r>
+        <w:t>suits</w:t>
+      </w:r>
+      <w:r>
+        <w:t xml:space="preserve"> the </w:t>
+      </w:r>
+      <w:r>
+        <w:t>prototype's current size and purpose</w:t>
+      </w:r>
+      <w:r>
+        <w:t xml:space="preserve">. </w:t>
+      </w:r>
+      <w:r>
+        <w:t xml:space="preserve">Adding layers such as </w:t>
+      </w:r>
+      <w:proofErr w:type="spellStart"/>
+      <w:r>
+        <w:t>ViewModels</w:t>
+      </w:r>
+      <w:proofErr w:type="spellEnd"/>
+      <w:r>
+        <w:t>, repositories,</w:t>
+      </w:r>
+      <w:r>
+        <w:t xml:space="preserve"> and dependency injection would increase the </w:t>
+      </w:r>
+      <w:r>
+        <w:t>CA1 prototype's complexity</w:t>
+      </w:r>
+      <w:r>
+        <w:t xml:space="preserve"> without providing a significant benefit at this stage.</w:t>
+      </w:r>
+    </w:p>
+    <w:p>
+      <w:r>
+        <w:t xml:space="preserve">However, the architecture has not been designed to prevent future improvements. If HealthTrack were developed into a larger application, MVVM could be introduced to separate the presentation logic from the user interface and make the application easier to maintain as </w:t>
+      </w:r>
+      <w:r>
+        <w:t>functionality</w:t>
+      </w:r>
+      <w:r>
+        <w:t xml:space="preserve"> increases.</w:t>
       </w:r>
     </w:p>
     <w:p>
       <w:pPr>
         <w:pStyle w:val="Heading2"/>
       </w:pPr>
-      <w:bookmarkStart w:id="11" w:name="_Toc243599075"/>
-      <w:r>
-        <w:t xml:space="preserve">2.1 </w:t>
-      </w:r>
-      <w:r>
-        <w:t>Architectural pattern employed</w:t>
-      </w:r>
-      <w:bookmarkEnd w:id="11"/>
-    </w:p>
-    <w:p>
-      <w:r>
-        <w:t>The current prototype does not use a full MVVM architecture. Instead</w:t>
-      </w:r>
-      <w:r>
-        <w:t>,</w:t>
-      </w:r>
-      <w:r>
-        <w:t xml:space="preserve"> it uses a simple code-behind approach with </w:t>
-      </w:r>
-      <w:r>
-        <w:t xml:space="preserve">individual </w:t>
+      <w:bookmarkStart w:id="12" w:name="_Toc243599076"/>
+      <w:r>
+        <w:t xml:space="preserve">2.2 </w:t>
+      </w:r>
+      <w:r>
+        <w:t>Shared components</w:t>
+      </w:r>
+      <w:bookmarkEnd w:id="12"/>
+    </w:p>
+    <w:p>
+      <w:r>
+        <w:t xml:space="preserve">A reusable </w:t>
       </w:r>
       <w:proofErr w:type="spellStart"/>
       <w:r>
-        <w:t>ContentPage</w:t>
+        <w:t>BottomNavigation</w:t>
       </w:r>
       <w:proofErr w:type="spellEnd"/>
       <w:r>
-        <w:t xml:space="preserve"> classes.</w:t>
-      </w:r>
-    </w:p>
-    <w:p>
-      <w:r>
-        <w:t xml:space="preserve">For example, pages such as </w:t>
-      </w:r>
-      <w:r>
-        <w:t xml:space="preserve">Exercise, Sleep, Heart, Profile, and Settings </w:t>
-      </w:r>
-      <w:r>
-        <w:t xml:space="preserve">each have their own </w:t>
-      </w:r>
-      <w:r>
-        <w:t>XAML</w:t>
-      </w:r>
-      <w:r>
-        <w:t xml:space="preserve"> interface and corresponding C# code-behind file. Event handlers within these files respond to actions such as button presses, navigation and input validation</w:t>
+        <w:t xml:space="preserve"> component is used throughout the main application screens. It provides access to Home, Exercise, Progress, Sleep and Heart Rate.</w:t>
+      </w:r>
+    </w:p>
+    <w:p>
+      <w:r>
+        <w:t>Using a shared component means that the navigation code does not need to be duplicated on every page. Changes to the navigation can therefore be made in one location and applied consistently throughout the application</w:t>
       </w:r>
       <w:r>
         <w:t>.</w:t>
@@ -4342,96 +4393,7 @@
     </w:p>
     <w:p>
       <w:r>
-        <w:t xml:space="preserve">This approach was selected because it </w:t>
-      </w:r>
-      <w:r>
-        <w:t>suits</w:t>
-      </w:r>
-      <w:r>
-        <w:t xml:space="preserve"> the </w:t>
-      </w:r>
-      <w:r>
-        <w:t>prototype's current size and purpose</w:t>
-      </w:r>
-      <w:r>
-        <w:t xml:space="preserve">. </w:t>
-      </w:r>
-      <w:r>
-        <w:t xml:space="preserve">Adding layers such as </w:t>
-      </w:r>
-      <w:proofErr w:type="spellStart"/>
-      <w:r>
-        <w:t>ViewModels</w:t>
-      </w:r>
-      <w:proofErr w:type="spellEnd"/>
-      <w:r>
-        <w:t>, repositories,</w:t>
-      </w:r>
-      <w:r>
-        <w:t xml:space="preserve"> and dependency injection would increase the </w:t>
-      </w:r>
-      <w:r>
-        <w:t>CA1 prototype's complexity</w:t>
-      </w:r>
-      <w:r>
-        <w:t xml:space="preserve"> without providing a significant benefit at this stage.</w:t>
-      </w:r>
-    </w:p>
-    <w:p>
-      <w:r>
-        <w:t xml:space="preserve">However, the architecture has not been designed to prevent future improvements. If </w:t>
-      </w:r>
-      <w:proofErr w:type="spellStart"/>
-      <w:r>
-        <w:t>HealthTrack</w:t>
-      </w:r>
-      <w:proofErr w:type="spellEnd"/>
-      <w:r>
-        <w:t xml:space="preserve"> were developed into a larger application, MVVM could be introduced to separate the presentation logic from the user interface and make the application easier to maintain as </w:t>
-      </w:r>
-      <w:r>
-        <w:t>functionality</w:t>
-      </w:r>
-      <w:r>
-        <w:t xml:space="preserve"> increases.</w:t>
-      </w:r>
-    </w:p>
-    <w:p>
-      <w:pPr>
-        <w:pStyle w:val="Heading2"/>
-      </w:pPr>
-      <w:bookmarkStart w:id="12" w:name="_Toc243599076"/>
-      <w:r>
-        <w:t xml:space="preserve">2.2 </w:t>
-      </w:r>
-      <w:r>
-        <w:t>Shared components</w:t>
-      </w:r>
-      <w:bookmarkEnd w:id="12"/>
-    </w:p>
-    <w:p>
-      <w:r>
-        <w:t xml:space="preserve">A reusable </w:t>
-      </w:r>
-      <w:proofErr w:type="spellStart"/>
-      <w:r>
-        <w:t>BottomNavigation</w:t>
-      </w:r>
-      <w:proofErr w:type="spellEnd"/>
-      <w:r>
-        <w:t xml:space="preserve"> component is used throughout the main application screens. It provides access to Home, Exercise, Progress, Sleep and Heart Rate.</w:t>
-      </w:r>
-    </w:p>
-    <w:p>
-      <w:r>
-        <w:t>Using a shared component means that the navigation code does not need to be duplicated on every page. Changes to the navigation can therefore be made in one location and applied consistently throughout the application</w:t>
-      </w:r>
-      <w:r>
-        <w:t>.</w:t>
-      </w:r>
-    </w:p>
-    <w:p>
-      <w:r>
+        <w:lastRenderedPageBreak/>
         <w:t xml:space="preserve">The weekly steps chart is also separated into a </w:t>
       </w:r>
       <w:proofErr w:type="spellStart"/>
@@ -4650,6 +4612,7 @@
       </w:pPr>
       <w:bookmarkStart w:id="16" w:name="_Toc243599080"/>
       <w:r>
+        <w:lastRenderedPageBreak/>
         <w:t xml:space="preserve">2.6 </w:t>
       </w:r>
       <w:r>
@@ -4849,6 +4812,7 @@
     </w:p>
     <w:p>
       <w:r>
+        <w:lastRenderedPageBreak/>
         <w:t xml:space="preserve">Using .NET MAUI </w:t>
       </w:r>
       <w:r>
@@ -4956,15 +4920,7 @@
     </w:p>
     <w:p>
       <w:r>
-        <w:t xml:space="preserve">The </w:t>
-      </w:r>
-      <w:proofErr w:type="spellStart"/>
-      <w:r>
-        <w:t>HealthTrack</w:t>
-      </w:r>
-      <w:proofErr w:type="spellEnd"/>
-      <w:r>
-        <w:t xml:space="preserve"> application will require a relational data model to store user information, health goals and historical health records. The current CA1 prototype does not yet use a database, so </w:t>
+        <w:t xml:space="preserve">The HealthTrack application will require a relational data model to store user information, health goals and historical health records. The current CA1 prototype does not yet use a database, so </w:t>
       </w:r>
       <w:r>
         <w:t>this section describes</w:t>
@@ -4981,15 +4937,7 @@
         <w:t xml:space="preserve">is designed around the different types of information </w:t>
       </w:r>
       <w:r>
-        <w:t xml:space="preserve">users can record with </w:t>
-      </w:r>
-      <w:proofErr w:type="spellStart"/>
-      <w:r>
-        <w:t>HealthTrack</w:t>
-      </w:r>
-      <w:proofErr w:type="spellEnd"/>
-      <w:r>
-        <w:t>. Each health record is associated with a user so that historical information can be retrieved and used to produce trends and statistics.</w:t>
+        <w:t>users can record with HealthTrack. Each health record is associated with a user so that historical information can be retrieved and used to produce trends and statistics.</w:t>
       </w:r>
     </w:p>
     <w:p>
@@ -5241,6 +5189,7 @@
           </w:tcPr>
           <w:p>
             <w:r>
+              <w:lastRenderedPageBreak/>
               <w:t>Weight</w:t>
             </w:r>
           </w:p>
@@ -6578,6 +6527,7 @@
       </w:pPr>
       <w:bookmarkStart w:id="22" w:name="_Toc243599086"/>
       <w:r>
+        <w:lastRenderedPageBreak/>
         <w:t>3.2 Relational Structure</w:t>
       </w:r>
       <w:bookmarkEnd w:id="22"/>
@@ -6646,94 +6596,83 @@
         <w:jc w:val="center"/>
       </w:pPr>
       <w:r>
-        <w:t xml:space="preserve">Figure 3: Proposed </w:t>
+        <w:t>Figure 3: Proposed HealthTrack Relation Data Model</w:t>
+      </w:r>
+    </w:p>
+    <w:p>
+      <w:r>
+        <w:t xml:space="preserve">The relationship between User and each health-record entity is 1-*. A single user can therefore have multiple exercise, sleep, </w:t>
+      </w:r>
+      <w:r>
+        <w:t>heart rate</w:t>
+      </w:r>
+      <w:r>
+        <w:t xml:space="preserve">, step and water records. The </w:t>
       </w:r>
       <w:proofErr w:type="spellStart"/>
       <w:r>
-        <w:t>HealthTrack</w:t>
+        <w:t>UserID</w:t>
       </w:r>
       <w:proofErr w:type="spellEnd"/>
       <w:r>
-        <w:t xml:space="preserve"> Relation Data Model</w:t>
-      </w:r>
-    </w:p>
-    <w:p>
-      <w:r>
-        <w:t xml:space="preserve">The relationship between User and each health-record entity is 1-*. A single user can therefore have multiple exercise, sleep, </w:t>
-      </w:r>
-      <w:r>
-        <w:t>heart rate</w:t>
-      </w:r>
-      <w:r>
-        <w:t xml:space="preserve">, step and water records. The </w:t>
+        <w:t xml:space="preserve"> field is used as a foreign key in each health-record table to associate the record with the appropriate user</w:t>
+      </w:r>
+    </w:p>
+    <w:p>
+      <w:pPr>
+        <w:pStyle w:val="Heading2"/>
+      </w:pPr>
+      <w:bookmarkStart w:id="23" w:name="_Toc243599087"/>
+      <w:r>
+        <w:t xml:space="preserve">3.3 </w:t>
+      </w:r>
+      <w:r>
+        <w:t>Data Relationships</w:t>
+      </w:r>
+      <w:bookmarkEnd w:id="23"/>
+    </w:p>
+    <w:p>
+      <w:r>
+        <w:t>The proposed relationships allow HealthTrack to maintain historical records rather than only storing the user’s most recent values.</w:t>
+      </w:r>
+    </w:p>
+    <w:p>
+      <w:r>
+        <w:t xml:space="preserve">For example, a user could have multiple </w:t>
       </w:r>
       <w:proofErr w:type="spellStart"/>
       <w:r>
-        <w:t>UserID</w:t>
+        <w:t>StepRecord</w:t>
       </w:r>
       <w:proofErr w:type="spellEnd"/>
       <w:r>
-        <w:t xml:space="preserve"> field is used as a foreign key in each health-record table to associate the record with the appropriate user</w:t>
+        <w:t xml:space="preserve"> entries for different days. These records could then be retrieved to calculate weekly totals, display the weekly steps chart and identify changes </w:t>
+      </w:r>
+      <w:r>
+        <w:t>in activity over time.</w:t>
+      </w:r>
+    </w:p>
+    <w:p>
+      <w:r>
+        <w:t xml:space="preserve">The same structure can be applied to the other health categories. Multiple sleep records can </w:t>
+      </w:r>
+      <w:r>
+        <w:t xml:space="preserve">identify sleep trends, while exercise and heart-rate records can </w:t>
+      </w:r>
+      <w:r>
+        <w:t xml:space="preserve">provide historical information and statistics. This structure </w:t>
+      </w:r>
+      <w:r>
+        <w:t>supports the application's historical-record and trends/statistics requirements</w:t>
+      </w:r>
+      <w:r>
+        <w:t>.</w:t>
       </w:r>
     </w:p>
     <w:p>
       <w:pPr>
         <w:pStyle w:val="Heading2"/>
       </w:pPr>
-      <w:bookmarkStart w:id="23" w:name="_Toc243599087"/>
-      <w:r>
-        <w:t xml:space="preserve">3.3 </w:t>
-      </w:r>
-      <w:r>
-        <w:t>Data Relationships</w:t>
-      </w:r>
-      <w:bookmarkEnd w:id="23"/>
-    </w:p>
-    <w:p>
-      <w:r>
-        <w:t xml:space="preserve">The proposed relationships allow </w:t>
-      </w:r>
-      <w:proofErr w:type="spellStart"/>
-      <w:r>
-        <w:t>HealthTrack</w:t>
-      </w:r>
-      <w:proofErr w:type="spellEnd"/>
-      <w:r>
-        <w:t xml:space="preserve"> to maintain historical records rather than only storing the user’s most recent values.</w:t>
-      </w:r>
-    </w:p>
-    <w:p>
-      <w:r>
-        <w:t xml:space="preserve">For example, a user could have multiple </w:t>
-      </w:r>
-      <w:proofErr w:type="spellStart"/>
-      <w:r>
-        <w:t>StepRecord</w:t>
-      </w:r>
-      <w:proofErr w:type="spellEnd"/>
-      <w:r>
-        <w:t xml:space="preserve"> entries for different days. These records could then be retrieved to calculate weekly totals, display the weekly steps chart and identify changes </w:t>
-      </w:r>
-      <w:r>
-        <w:t>in activity over time.</w:t>
-      </w:r>
-    </w:p>
-    <w:p>
-      <w:r>
-        <w:t xml:space="preserve">The same structure can be applied to the other health categories. Multiple sleep records can </w:t>
-      </w:r>
-      <w:r>
-        <w:t xml:space="preserve">identify sleep trends, while exercise and heart-rate records can </w:t>
-      </w:r>
-      <w:r>
-        <w:t xml:space="preserve">provide historical information and statistics. This structure </w:t>
-      </w:r>
-      <w:r>
-        <w:t>supports the application's historical-record and trends/statistics requirements</w:t>
-      </w:r>
-      <w:r>
-        <w:t>.</w:t>
-      </w:r>
     </w:p>
     <w:p>
       <w:pPr>
@@ -6749,69 +6688,57 @@
       <w:pPr>
         <w:pStyle w:val="Heading2"/>
       </w:pPr>
+      <w:bookmarkStart w:id="24" w:name="_Toc243599088"/>
+      <w:r>
+        <w:lastRenderedPageBreak/>
+        <w:t xml:space="preserve">3.4 </w:t>
+      </w:r>
+      <w:r>
+        <w:t>Data Persistence</w:t>
+      </w:r>
+      <w:bookmarkEnd w:id="24"/>
+    </w:p>
+    <w:p>
+      <w:r>
+        <w:t xml:space="preserve">The current prototype uses sample values and does not persist health information to a database. This is appropriate for the CA1 stage because the prototype </w:t>
+      </w:r>
+      <w:r>
+        <w:t>primarily demonstrates the application’s user experience, navigation,</w:t>
+      </w:r>
+      <w:r>
+        <w:t xml:space="preserve"> and intended functionality. </w:t>
+      </w:r>
+    </w:p>
+    <w:p>
+      <w:r>
+        <w:t>For the completed application, the proposed relational structure would allow health records to be stored and retrieved between application sessions.</w:t>
+      </w:r>
+    </w:p>
+    <w:p>
+      <w:r>
+        <w:t xml:space="preserve">Entity Framework Core could </w:t>
+      </w:r>
+      <w:r>
+        <w:t>communicate</w:t>
+      </w:r>
+      <w:r>
+        <w:t xml:space="preserve"> between the C# application and the relational database. This would allow records to be created, retrieved, updated and deleted as required. </w:t>
+      </w:r>
+    </w:p>
+    <w:p>
+      <w:r>
+        <w:t>The proposed data flow would be: HealthTrack UI -&gt; Application Logic -&gt; Entity Framework Core -&gt; Relational Database.</w:t>
+      </w:r>
+    </w:p>
+    <w:p>
+      <w:r>
+        <w:t>This would allow the application to maintain historical health information and provide the data required for future statistics and visualisations</w:t>
+      </w:r>
     </w:p>
     <w:p>
       <w:pPr>
         <w:pStyle w:val="Heading2"/>
       </w:pPr>
-      <w:bookmarkStart w:id="24" w:name="_Toc243599088"/>
-      <w:r>
-        <w:t xml:space="preserve">3.4 </w:t>
-      </w:r>
-      <w:r>
-        <w:t>Data Persistence</w:t>
-      </w:r>
-      <w:bookmarkEnd w:id="24"/>
-    </w:p>
-    <w:p>
-      <w:r>
-        <w:t xml:space="preserve">The current prototype uses sample values and does not persist health information to a database. This is appropriate for the CA1 stage because the prototype </w:t>
-      </w:r>
-      <w:r>
-        <w:t>primarily demonstrates the application’s user experience, navigation,</w:t>
-      </w:r>
-      <w:r>
-        <w:t xml:space="preserve"> and intended functionality. </w:t>
-      </w:r>
-    </w:p>
-    <w:p>
-      <w:r>
-        <w:t>For the completed application, the proposed relational structure would allow health records to be stored and retrieved between application sessions.</w:t>
-      </w:r>
-    </w:p>
-    <w:p>
-      <w:r>
-        <w:t xml:space="preserve">Entity Framework Core could </w:t>
-      </w:r>
-      <w:r>
-        <w:t>communicate</w:t>
-      </w:r>
-      <w:r>
-        <w:t xml:space="preserve"> between the C# application and the relational database. This would allow records to be created, retrieved, updated and deleted as required. </w:t>
-      </w:r>
-    </w:p>
-    <w:p>
-      <w:r>
-        <w:t xml:space="preserve">The proposed data flow would be: </w:t>
-      </w:r>
-      <w:proofErr w:type="spellStart"/>
-      <w:r>
-        <w:t>HealthTrack</w:t>
-      </w:r>
-      <w:proofErr w:type="spellEnd"/>
-      <w:r>
-        <w:t xml:space="preserve"> UI -&gt; Application Logic -&gt; Entity Framework Core -&gt; Relational Database.</w:t>
-      </w:r>
-    </w:p>
-    <w:p>
-      <w:r>
-        <w:t>This would allow the application to maintain historical health information and provide the data required for future statistics and visualisations</w:t>
-      </w:r>
-    </w:p>
-    <w:p>
-      <w:pPr>
-        <w:pStyle w:val="Heading2"/>
-      </w:pPr>
       <w:bookmarkStart w:id="25" w:name="_Toc243599089"/>
       <w:r>
         <w:t xml:space="preserve">3.5 </w:t>
@@ -6823,15 +6750,7 @@
     </w:p>
     <w:p>
       <w:r>
-        <w:t xml:space="preserve">The proposed model provides a foundation for expanding </w:t>
-      </w:r>
-      <w:proofErr w:type="spellStart"/>
-      <w:r>
-        <w:t>HealthTrack</w:t>
-      </w:r>
-      <w:proofErr w:type="spellEnd"/>
-      <w:r>
-        <w:t xml:space="preserve"> beyond the CA1 prototype. Additional entities could be introduced if further functionality is required, while the existing health-record structure allows historical data to be associated with individual users.</w:t>
+        <w:t>The proposed model provides a foundation for expanding HealthTrack beyond the CA1 prototype. Additional entities could be introduced if further functionality is required, while the existing health-record structure allows historical data to be associated with individual users.</w:t>
       </w:r>
     </w:p>
     <w:p>
@@ -6865,15 +6784,7 @@
     </w:p>
     <w:p>
       <w:r>
-        <w:t xml:space="preserve">The </w:t>
-      </w:r>
-      <w:proofErr w:type="spellStart"/>
-      <w:r>
-        <w:t>HealthTrack</w:t>
-      </w:r>
-      <w:proofErr w:type="spellEnd"/>
-      <w:r>
-        <w:t xml:space="preserve"> application is being developed using C# and .NET MAUI. These technologies were selected because they support </w:t>
+        <w:t xml:space="preserve">The HealthTrack application is being developed using C# and .NET MAUI. These technologies were selected because they support </w:t>
       </w:r>
       <w:r>
         <w:t>cross-platform development</w:t>
@@ -6903,15 +6814,7 @@
     </w:p>
     <w:p>
       <w:r>
-        <w:t xml:space="preserve">.NET MAUI was selected as the main application framework because it supports cross-platform application development using a shared codebase. This is appropriate for </w:t>
-      </w:r>
-      <w:proofErr w:type="spellStart"/>
-      <w:r>
-        <w:t>HealthTrack</w:t>
-      </w:r>
-      <w:proofErr w:type="spellEnd"/>
-      <w:r>
-        <w:t xml:space="preserve"> because the application is intended to be available</w:t>
+        <w:t>.NET MAUI was selected as the main application framework because it supports cross-platform application development using a shared codebase. This is appropriate for HealthTrack because the application is intended to be available</w:t>
       </w:r>
       <w:r>
         <w:t xml:space="preserve"> across multiple platforms rather than being developed separately for each OS</w:t>
@@ -6919,6 +6822,7 @@
     </w:p>
     <w:p>
       <w:r>
+        <w:lastRenderedPageBreak/>
         <w:t xml:space="preserve">C# was selected as the programming language because it integrates directly with .NET MAUI </w:t>
       </w:r>
       <w:r>
@@ -6960,15 +6864,7 @@
         <w:t>creates</w:t>
       </w:r>
       <w:r>
-        <w:t xml:space="preserve"> the user interfaces within </w:t>
-      </w:r>
-      <w:proofErr w:type="spellStart"/>
-      <w:r>
-        <w:t>HealthTrack</w:t>
-      </w:r>
-      <w:proofErr w:type="spellEnd"/>
-      <w:r>
-        <w:t xml:space="preserve">. It allows the layout and visual appearance of each page to be defined separately from the C# event-handling logic. </w:t>
+        <w:t xml:space="preserve"> the user interfaces within HealthTrack. It allows the layout and visual appearance of each page to be defined separately from the C# event-handling logic. </w:t>
       </w:r>
     </w:p>
     <w:p>
@@ -7128,22 +7024,13 @@
     </w:p>
     <w:p>
       <w:r>
-        <w:lastRenderedPageBreak/>
         <w:t xml:space="preserve">These controls are sufficient </w:t>
       </w:r>
       <w:r>
         <w:t>to create the forms, information cards, navigation,</w:t>
       </w:r>
       <w:r>
-        <w:t xml:space="preserve"> and dashboard elements required by the </w:t>
-      </w:r>
-      <w:proofErr w:type="spellStart"/>
-      <w:r>
-        <w:t>HealthTrack</w:t>
-      </w:r>
-      <w:proofErr w:type="spellEnd"/>
-      <w:r>
-        <w:t xml:space="preserve"> wireframe. Using XAML also makes it straightforward to maintain consistent spacing, sizing, colours and layouts acr</w:t>
+        <w:t xml:space="preserve"> and dashboard elements required by the HealthTrack wireframe. Using XAML also makes it straightforward to maintain consistent spacing, sizing, colours and layouts acr</w:t>
       </w:r>
       <w:r>
         <w:t>o</w:t>
@@ -7269,21 +7156,14 @@
     </w:p>
     <w:p>
       <w:r>
+        <w:lastRenderedPageBreak/>
         <w:t>F</w:t>
       </w:r>
       <w:r>
         <w:t>o</w:t>
       </w:r>
       <w:r>
-        <w:t xml:space="preserve">r a larger future version of </w:t>
-      </w:r>
-      <w:proofErr w:type="spellStart"/>
-      <w:r>
-        <w:t>HealthTrack</w:t>
-      </w:r>
-      <w:proofErr w:type="spellEnd"/>
-      <w:r>
-        <w:t xml:space="preserve">, the application could </w:t>
+        <w:t xml:space="preserve">r a larger future version of HealthTrack, the application could </w:t>
       </w:r>
       <w:r>
         <w:t>move toward an MVVM structure to better separate the interface from the</w:t>
@@ -7397,109 +7277,98 @@
     <w:p/>
     <w:p>
       <w:r>
-        <w:t xml:space="preserve">The application currently uses standard .NET MAUI controls rather than a large third-party UI toolkit. This was chosen because the prototype already has a custom visual </w:t>
-      </w:r>
+        <w:t>The application currently uses standard .NET MAUI controls rather than a large third-party UI toolkit. This was chosen because the prototype already has a custom visual design and does not require additional components to demonstrate the required functionality.</w:t>
+      </w:r>
+    </w:p>
+    <w:p>
+      <w:r>
+        <w:t xml:space="preserve">The assignment specification identifies third-party UI options such as Material </w:t>
+      </w:r>
+      <w:r>
+        <w:t>3</w:t>
+      </w:r>
+      <w:r>
+        <w:t xml:space="preserve"> and Uranium UI as possible technologies to investigate. However, standard .NET MAUI controls were considered sufficient for the current prototype.</w:t>
+      </w:r>
+    </w:p>
+    <w:p>
+      <w:pPr>
+        <w:pStyle w:val="Heading2"/>
+      </w:pPr>
+      <w:bookmarkStart w:id="31" w:name="_Toc243599095"/>
+      <w:r>
+        <w:t xml:space="preserve">4.5 </w:t>
+      </w:r>
+      <w:r>
+        <w:t>Data Visualisation</w:t>
+      </w:r>
+      <w:bookmarkEnd w:id="31"/>
+    </w:p>
+    <w:p>
+      <w:r>
+        <w:t>Data visualisation is an important part of HealthTrack because users need to identify trends in their health information.</w:t>
+      </w:r>
+    </w:p>
+    <w:p>
+      <w:r>
+        <w:t>The home dashboard contains a weekly steps line chart covering Monday-Sunday. The chart displays seven data points connected by lines, allowing the user to see changes in their activity throughout the week. Each point has a visible marker</w:t>
+      </w:r>
+      <w:r>
+        <w:t>,</w:t>
+      </w:r>
+      <w:r>
+        <w:t xml:space="preserve"> and the exact number of steps is displayed beside it. This </w:t>
+      </w:r>
+      <w:r>
+        <w:t>lets the user see both the overall trend and the exact</w:t>
+      </w:r>
+      <w:r>
+        <w:t xml:space="preserve"> value.</w:t>
+      </w:r>
+    </w:p>
+    <w:p>
+      <w:r>
+        <w:t xml:space="preserve">The chart is implemented using the .NET MAUI </w:t>
+      </w:r>
+      <w:proofErr w:type="spellStart"/>
+      <w:r>
+        <w:t>GraphicsView</w:t>
+      </w:r>
+      <w:proofErr w:type="spellEnd"/>
+      <w:r>
+        <w:t xml:space="preserve"> control and an </w:t>
+      </w:r>
+      <w:proofErr w:type="spellStart"/>
+      <w:r>
+        <w:t>IDrawable</w:t>
+      </w:r>
+      <w:proofErr w:type="spellEnd"/>
+      <w:r>
+        <w:t xml:space="preserve"> class. This provides a drawing canvas that can be used to create the chart without requiring an additional charting library. </w:t>
+      </w:r>
+    </w:p>
+    <w:p>
+      <w:r>
+        <w:t xml:space="preserve">This approach was selected because the chart required by the current prototype is relatively simple. Using </w:t>
+      </w:r>
+      <w:proofErr w:type="spellStart"/>
+      <w:r>
+        <w:t>GraphicsView</w:t>
+      </w:r>
+      <w:proofErr w:type="spellEnd"/>
+      <w:r>
+        <w:t xml:space="preserve"> provides enough control over the </w:t>
+      </w:r>
+      <w:r>
+        <w:t xml:space="preserve">chart's appearance while keeping </w:t>
+      </w:r>
+      <w:r>
+        <w:t>external dependencies low.</w:t>
+      </w:r>
+    </w:p>
+    <w:p>
       <w:r>
         <w:lastRenderedPageBreak/>
-        <w:t>design and does not require additional components to demonstrate the required functionality.</w:t>
-      </w:r>
-    </w:p>
-    <w:p>
-      <w:r>
-        <w:t xml:space="preserve">The assignment specification identifies third-party UI options such as Material </w:t>
-      </w:r>
-      <w:r>
-        <w:t>3</w:t>
-      </w:r>
-      <w:r>
-        <w:t xml:space="preserve"> and Uranium UI as possible technologies to investigate. However, standard .NET MAUI controls were considered sufficient for the current prototype.</w:t>
-      </w:r>
-    </w:p>
-    <w:p>
-      <w:pPr>
-        <w:pStyle w:val="Heading2"/>
-      </w:pPr>
-      <w:bookmarkStart w:id="31" w:name="_Toc243599095"/>
-      <w:r>
-        <w:t xml:space="preserve">4.5 </w:t>
-      </w:r>
-      <w:r>
-        <w:t>Data Visualisation</w:t>
-      </w:r>
-      <w:bookmarkEnd w:id="31"/>
-    </w:p>
-    <w:p>
-      <w:r>
-        <w:t xml:space="preserve">Data visualisation is an important part of </w:t>
-      </w:r>
-      <w:proofErr w:type="spellStart"/>
-      <w:r>
-        <w:t>HealthTrack</w:t>
-      </w:r>
-      <w:proofErr w:type="spellEnd"/>
-      <w:r>
-        <w:t xml:space="preserve"> because users need to identify trends in their health information.</w:t>
-      </w:r>
-    </w:p>
-    <w:p>
-      <w:r>
-        <w:t>The home dashboard contains a weekly steps line chart covering Monday-Sunday. The chart displays seven data points connected by lines, allowing the user to see changes in their activity throughout the week. Each point has a visible marker</w:t>
-      </w:r>
-      <w:r>
-        <w:t>,</w:t>
-      </w:r>
-      <w:r>
-        <w:t xml:space="preserve"> and the exact number of steps is displayed beside it. This </w:t>
-      </w:r>
-      <w:r>
-        <w:t>lets the user see both the overall trend and the exact</w:t>
-      </w:r>
-      <w:r>
-        <w:t xml:space="preserve"> value.</w:t>
-      </w:r>
-    </w:p>
-    <w:p>
-      <w:r>
-        <w:t xml:space="preserve">The chart is implemented using the .NET MAUI </w:t>
-      </w:r>
-      <w:proofErr w:type="spellStart"/>
-      <w:r>
-        <w:t>GraphicsView</w:t>
-      </w:r>
-      <w:proofErr w:type="spellEnd"/>
-      <w:r>
-        <w:t xml:space="preserve"> control and an </w:t>
-      </w:r>
-      <w:proofErr w:type="spellStart"/>
-      <w:r>
-        <w:t>IDrawable</w:t>
-      </w:r>
-      <w:proofErr w:type="spellEnd"/>
-      <w:r>
-        <w:t xml:space="preserve"> class. This provides a drawing canvas that can be used to create the chart without requiring an additional charting library. </w:t>
-      </w:r>
-    </w:p>
-    <w:p>
-      <w:r>
-        <w:t xml:space="preserve">This approach was selected because the chart required by the current prototype is relatively simple. Using </w:t>
-      </w:r>
-      <w:proofErr w:type="spellStart"/>
-      <w:r>
-        <w:t>GraphicsView</w:t>
-      </w:r>
-      <w:proofErr w:type="spellEnd"/>
-      <w:r>
-        <w:t xml:space="preserve"> provides enough control over the </w:t>
-      </w:r>
-      <w:r>
-        <w:t xml:space="preserve">chart's appearance while keeping </w:t>
-      </w:r>
-      <w:r>
-        <w:t>external dependencies low.</w:t>
-      </w:r>
-    </w:p>
-    <w:p>
-      <w:r>
         <w:t>In the completed application, the chart could be connected to the proposed database so that the displayed values are based on the user’s actual historical step records.</w:t>
       </w:r>
     </w:p>
@@ -7586,7 +7455,6 @@
         </w:numPr>
       </w:pPr>
       <w:r>
-        <w:lastRenderedPageBreak/>
         <w:t>Home dashboard</w:t>
       </w:r>
     </w:p>
@@ -7692,6 +7560,10 @@
         <w:keepNext/>
       </w:pPr>
       <w:r>
+        <w:rPr>
+          <w:noProof/>
+        </w:rPr>
+        <w:lastRenderedPageBreak/>
         <w:drawing>
           <wp:inline distT="0" distB="0" distL="0" distR="0" wp14:anchorId="6117EE17" wp14:editId="7C90E3B9">
             <wp:extent cx="5731510" cy="3289935"/>
@@ -7735,15 +7607,7 @@
         <w:jc w:val="center"/>
       </w:pPr>
       <w:r>
-        <w:t xml:space="preserve">Figure 4: </w:t>
-      </w:r>
-      <w:proofErr w:type="spellStart"/>
-      <w:r>
-        <w:t>HealthTrack</w:t>
-      </w:r>
-      <w:proofErr w:type="spellEnd"/>
-      <w:r>
-        <w:t xml:space="preserve"> Dashboard Implementation</w:t>
+        <w:t>Figure 4: HealthTrack Dashboard Implementation</w:t>
       </w:r>
     </w:p>
     <w:p>
@@ -7761,15 +7625,7 @@
     </w:p>
     <w:p>
       <w:r>
-        <w:t xml:space="preserve">The main technologies selected for </w:t>
-      </w:r>
-      <w:proofErr w:type="spellStart"/>
-      <w:r>
-        <w:t>HealthTrack</w:t>
-      </w:r>
-      <w:proofErr w:type="spellEnd"/>
-      <w:r>
-        <w:t xml:space="preserve"> are:</w:t>
+        <w:t>The main technologies selected for HealthTrack are:</w:t>
       </w:r>
     </w:p>
     <w:tbl>
@@ -7898,7 +7754,6 @@
           <w:p>
             <w:proofErr w:type="spellStart"/>
             <w:r>
-              <w:lastRenderedPageBreak/>
               <w:t>GraphicsView</w:t>
             </w:r>
             <w:proofErr w:type="spellEnd"/>
@@ -8014,20 +7869,16 @@
     <w:p/>
     <w:p>
       <w:r>
-        <w:t xml:space="preserve">These technologies provide a relatively simple implementation approach while still providing a suitable foundation for the completed </w:t>
-      </w:r>
-      <w:proofErr w:type="spellStart"/>
-      <w:r>
-        <w:t>HealthTrack</w:t>
-      </w:r>
-      <w:proofErr w:type="spellEnd"/>
-      <w:r>
-        <w:t xml:space="preserve"> application</w:t>
+        <w:t>These technologies provide a relatively simple implementation approach while still providing a suitable foundation for the completed HealthTrack application</w:t>
       </w:r>
       <w:r>
         <w:t>.</w:t>
       </w:r>
     </w:p>
+    <w:p/>
+    <w:p/>
+    <w:p/>
+    <w:p/>
     <w:p/>
     <w:p/>
     <w:p>
@@ -8040,6 +7891,7 @@
       </w:pPr>
       <w:bookmarkStart w:id="35" w:name="_Toc243599099"/>
       <w:r>
+        <w:lastRenderedPageBreak/>
         <w:t>Project plan</w:t>
       </w:r>
       <w:bookmarkEnd w:id="35"/>
@@ -8049,15 +7901,7 @@
     </w:p>
     <w:p>
       <w:r>
-        <w:t xml:space="preserve">The remaining project work will focus on completing the </w:t>
-      </w:r>
-      <w:proofErr w:type="spellStart"/>
-      <w:r>
-        <w:t>HealthTrack</w:t>
-      </w:r>
-      <w:proofErr w:type="spellEnd"/>
-      <w:r>
-        <w:t xml:space="preserve"> application following the CA1 submission. The CA1 wireframe, architecture and proposed data model will provide the foundation for the remaining implementation. The planned tasks and milestones are shown below. </w:t>
+        <w:t xml:space="preserve">The remaining project work will focus on completing the HealthTrack application following the CA1 submission. The CA1 wireframe, architecture and proposed data model will provide the foundation for the remaining implementation. The planned tasks and milestones are shown below. </w:t>
       </w:r>
     </w:p>
     <w:tbl>
@@ -8341,15 +8185,7 @@
           </w:tcPr>
           <w:p>
             <w:r>
-              <w:t xml:space="preserve">Core </w:t>
-            </w:r>
-            <w:proofErr w:type="spellStart"/>
-            <w:r>
-              <w:t>HealthTrack</w:t>
-            </w:r>
-            <w:proofErr w:type="spellEnd"/>
-            <w:r>
-              <w:t xml:space="preserve"> functionality completed</w:t>
+              <w:t>Core HealthTrack functionality completed</w:t>
             </w:r>
           </w:p>
         </w:tc>
@@ -8438,16 +8274,7 @@
           </w:tcPr>
           <w:p>
             <w:r>
-              <w:t xml:space="preserve">Complete final checks, ensure the project builds correctly and submit the completed </w:t>
-            </w:r>
-            <w:proofErr w:type="spellStart"/>
-            <w:r>
-              <w:lastRenderedPageBreak/>
-              <w:t>HealthTrack</w:t>
-            </w:r>
-            <w:proofErr w:type="spellEnd"/>
-            <w:r>
-              <w:t xml:space="preserve"> application and required documentation. </w:t>
+              <w:t xml:space="preserve">Complete final checks, ensure the project builds correctly and submit the completed HealthTrack application and required documentation. </w:t>
             </w:r>
           </w:p>
         </w:tc>
@@ -8457,16 +8284,7 @@
           </w:tcPr>
           <w:p>
             <w:r>
-              <w:lastRenderedPageBreak/>
-              <w:t xml:space="preserve">Final </w:t>
-            </w:r>
-            <w:proofErr w:type="spellStart"/>
-            <w:r>
-              <w:t>HealthTrack</w:t>
-            </w:r>
-            <w:proofErr w:type="spellEnd"/>
-            <w:r>
-              <w:t xml:space="preserve"> submission</w:t>
+              <w:t>Final HealthTrack submission</w:t>
             </w:r>
           </w:p>
         </w:tc>
@@ -8480,24 +8298,20 @@
         <w:t>completing</w:t>
       </w:r>
       <w:r>
-        <w:t xml:space="preserve"> the core </w:t>
-      </w:r>
-      <w:proofErr w:type="spellStart"/>
-      <w:r>
-        <w:t>HealthTrack</w:t>
-      </w:r>
-      <w:proofErr w:type="spellEnd"/>
-      <w:r>
-        <w:t xml:space="preserve"> functionality before the final testing and refinement period. This will allow sufficient time to identify and resolve any issues that may arise before the final submission.</w:t>
+        <w:t xml:space="preserve"> the core HealthTrack functionality before the final testing and refinement period. This will allow sufficient time to identify and resolve any issues that may arise before the final submission.</w:t>
       </w:r>
     </w:p>
     <w:p/>
+    <w:p/>
+    <w:p/>
+    <w:p/>
     <w:p>
       <w:pPr>
         <w:pStyle w:val="Heading1"/>
       </w:pPr>
       <w:bookmarkStart w:id="36" w:name="_Toc243599100"/>
       <w:r>
+        <w:lastRenderedPageBreak/>
         <w:t>References</w:t>
       </w:r>
       <w:bookmarkEnd w:id="36"/>
@@ -8634,6 +8448,12 @@
     <w:p/>
     <w:p/>
     <w:p/>
+    <w:p/>
+    <w:p/>
+    <w:p/>
+    <w:p/>
+    <w:p/>
+    <w:p/>
     <w:p>
       <w:pPr>
         <w:pStyle w:val="Heading1"/>
@@ -9345,19 +9165,7 @@
           <w:rPr>
             <w:rStyle w:val="Hyperlink"/>
           </w:rPr>
-          <w:t>https://style.mla.</w:t>
-        </w:r>
-        <w:r>
-          <w:rPr>
-            <w:rStyle w:val="Hyperlink"/>
-          </w:rPr>
-          <w:t>o</w:t>
-        </w:r>
-        <w:r>
-          <w:rPr>
-            <w:rStyle w:val="Hyperlink"/>
-          </w:rPr>
-          <w:t>rg/citing-generative-ai-updated-revised/</w:t>
+          <w:t>https://style.mla.org/citing-generative-ai-updated-revised/</w:t>
         </w:r>
       </w:hyperlink>
     </w:p>
@@ -12636,6 +12444,7 @@
   <w:style w:type="character" w:default="1" w:styleId="DefaultParagraphFont">
     <w:name w:val="Default Paragraph Font"/>
     <w:uiPriority w:val="1"/>
+    <w:semiHidden/>
     <w:unhideWhenUsed/>
   </w:style>
   <w:style w:type="table" w:default="1" w:styleId="TableNormal">
